--- a/Files/04 - Bamidbar/05 - Korach/5785/Korach 5785.docx
+++ b/Files/04 - Bamidbar/05 - Korach/5785/Korach 5785.docx
@@ -3023,7 +3023,7 @@
         <w:rPr>
           <w:rFonts w:ascii="Times New Roman" w:hAnsi="Times New Roman" w:cs="Times New Roman"/>
         </w:rPr>
-        <w:t>r</w:t>
+        <w:t xml:space="preserve">r </w:t>
       </w:r>
       <w:r>
         <w:rPr>

--- a/Files/04 - Bamidbar/05 - Korach/5785/Korach 5785.docx
+++ b/Files/04 - Bamidbar/05 - Korach/5785/Korach 5785.docx
@@ -1202,7 +1202,7 @@
         <w:rPr>
           <w:rFonts w:ascii="Times New Roman" w:hAnsi="Times New Roman" w:cs="Times New Roman"/>
         </w:rPr>
-        <w:t xml:space="preserve"> They said fine, come on over.</w:t>
+        <w:t>They said fine, come on over.</w:t>
       </w:r>
       <w:r>
         <w:rPr>
@@ -1452,6 +1452,12 @@
         <w:rPr>
           <w:rFonts w:ascii="Times New Roman" w:hAnsi="Times New Roman" w:cs="Times New Roman"/>
         </w:rPr>
+        <w:t>,</w:t>
+      </w:r>
+      <w:r>
+        <w:rPr>
+          <w:rFonts w:ascii="Times New Roman" w:hAnsi="Times New Roman" w:cs="Times New Roman"/>
+        </w:rPr>
         <w:t xml:space="preserve"> “G</w:t>
       </w:r>
       <w:r>
@@ -1725,7 +1731,13 @@
         <w:rPr>
           <w:rFonts w:ascii="Times New Roman" w:hAnsi="Times New Roman" w:cs="Times New Roman"/>
         </w:rPr>
-        <w:t>s astonishment, the son said yes,</w:t>
+        <w:t>s astonishment, the son said yes</w:t>
+      </w:r>
+      <w:r>
+        <w:rPr>
+          <w:rFonts w:ascii="Times New Roman" w:hAnsi="Times New Roman" w:cs="Times New Roman"/>
+        </w:rPr>
+        <w:t>.</w:t>
       </w:r>
     </w:p>
     <w:p>
